--- a/docs/Ujian Semhas/F-12 Penyerahan Alat JTE.docx
+++ b/docs/Ujian Semhas/F-12 Penyerahan Alat JTE.docx
@@ -1159,42 +1159,82 @@
           <w:p>
             <w:pPr>
               <w:ind w:left="303" w:firstLine="851"/>
+              <w:rPr>
+                <w:lang w:val="de-DE"/>
+              </w:rPr>
             </w:pPr>
             <w:proofErr w:type="spellStart"/>
             <w:r>
+              <w:rPr>
+                <w:lang w:val="de-DE"/>
+              </w:rPr>
               <w:t>Penguji</w:t>
             </w:r>
             <w:proofErr w:type="spellEnd"/>
             <w:r>
+              <w:rPr>
+                <w:lang w:val="de-DE"/>
+              </w:rPr>
               <w:t xml:space="preserve"> 1</w:t>
             </w:r>
           </w:p>
           <w:p>
             <w:pPr>
               <w:ind w:left="303" w:firstLine="284"/>
+              <w:rPr>
+                <w:lang w:val="de-DE"/>
+              </w:rPr>
             </w:pPr>
           </w:p>
           <w:p>
             <w:pPr>
               <w:ind w:left="303" w:firstLine="284"/>
+              <w:rPr>
+                <w:lang w:val="de-DE"/>
+              </w:rPr>
             </w:pPr>
           </w:p>
           <w:p>
             <w:pPr>
               <w:ind w:left="303" w:firstLine="284"/>
+              <w:rPr>
+                <w:lang w:val="de-DE"/>
+              </w:rPr>
             </w:pPr>
           </w:p>
           <w:p>
             <w:pPr>
               <w:ind w:left="303" w:firstLine="284"/>
+              <w:rPr>
+                <w:lang w:val="de-DE"/>
+              </w:rPr>
             </w:pPr>
           </w:p>
           <w:p>
             <w:pPr>
               <w:ind w:left="303" w:firstLine="284"/>
-            </w:pPr>
-            <w:r>
-              <w:t xml:space="preserve">( …..……………..)                                                                        </w:t>
+              <w:jc w:val="center"/>
+              <w:rPr>
+                <w:lang w:val="de-DE"/>
+              </w:rPr>
+            </w:pPr>
+            <w:r>
+              <w:rPr>
+                <w:lang w:val="de-DE"/>
+              </w:rPr>
+              <w:t>(</w:t>
+            </w:r>
+            <w:r>
+              <w:rPr>
+                <w:lang w:val="de-DE"/>
+              </w:rPr>
+              <w:t>Denda Dewatama, S.T., M.T.</w:t>
+            </w:r>
+            <w:r>
+              <w:rPr>
+                <w:lang w:val="de-DE"/>
+              </w:rPr>
+              <w:t>)</w:t>
             </w:r>
           </w:p>
         </w:tc>
@@ -1238,9 +1278,65 @@
           <w:p>
             <w:pPr>
               <w:ind w:firstLine="274"/>
-            </w:pPr>
-            <w:r>
-              <w:t xml:space="preserve">( …..………………..)                                                                        </w:t>
+              <w:jc w:val="center"/>
+            </w:pPr>
+            <w:r>
+              <w:t>(</w:t>
+            </w:r>
+            <w:proofErr w:type="spellStart"/>
+            <w:r>
+              <w:t>Odhitya</w:t>
+            </w:r>
+            <w:proofErr w:type="spellEnd"/>
+            <w:r>
+              <w:t xml:space="preserve"> Desta </w:t>
+            </w:r>
+            <w:proofErr w:type="spellStart"/>
+            <w:r>
+              <w:t>Triswidrananta</w:t>
+            </w:r>
+            <w:proofErr w:type="spellEnd"/>
+            <w:r>
+              <w:t>, </w:t>
+            </w:r>
+            <w:proofErr w:type="spellStart"/>
+            <w:r>
+              <w:fldChar w:fldCharType="begin"/>
+            </w:r>
+            <w:r>
+              <w:instrText>HYPERLINK "http://s.pd/"</w:instrText>
+            </w:r>
+            <w:r>
+              <w:fldChar w:fldCharType="separate"/>
+            </w:r>
+            <w:r>
+              <w:rPr>
+                <w:rStyle w:val="Hyperlink"/>
+                <w:color w:val="auto"/>
+                <w:u w:val="none"/>
+              </w:rPr>
+              <w:t>S.Pd</w:t>
+            </w:r>
+            <w:proofErr w:type="spellEnd"/>
+            <w:r>
+              <w:fldChar w:fldCharType="end"/>
+            </w:r>
+            <w:r>
+              <w:t>.</w:t>
+            </w:r>
+            <w:r>
+              <w:t xml:space="preserve">, </w:t>
+            </w:r>
+            <w:proofErr w:type="spellStart"/>
+            <w:r>
+              <w:t>M.Pd</w:t>
+            </w:r>
+            <w:proofErr w:type="spellEnd"/>
+            <w:r>
+              <w:t>.</w:t>
+            </w:r>
+            <w:r>
+              <w:t>)</w:t>
             </w:r>
           </w:p>
         </w:tc>
@@ -1284,9 +1380,31 @@
           <w:p>
             <w:pPr>
               <w:ind w:left="659" w:firstLine="74"/>
-            </w:pPr>
-            <w:r>
-              <w:t xml:space="preserve">( …………………..)                                                                        </w:t>
+              <w:jc w:val="center"/>
+            </w:pPr>
+            <w:r>
+              <w:t>(</w:t>
+            </w:r>
+            <w:bookmarkStart w:id="1" w:name="_Hlk203007406"/>
+            <w:proofErr w:type="spellStart"/>
+            <w:r>
+              <w:t>Indrazno</w:t>
+            </w:r>
+            <w:proofErr w:type="spellEnd"/>
+            <w:r>
+              <w:t xml:space="preserve"> </w:t>
+            </w:r>
+            <w:proofErr w:type="spellStart"/>
+            <w:r>
+              <w:t>Siradjuddin</w:t>
+            </w:r>
+            <w:proofErr w:type="spellEnd"/>
+            <w:r>
+              <w:t>, S.T., M.T., Ph.D.</w:t>
+            </w:r>
+            <w:bookmarkEnd w:id="1"/>
+            <w:r>
+              <w:t>)</w:t>
             </w:r>
           </w:p>
         </w:tc>
@@ -1334,9 +1452,29 @@
           <w:p>
             <w:pPr>
               <w:ind w:left="445"/>
-            </w:pPr>
-            <w:r>
-              <w:t xml:space="preserve">( …………………..)                                                                        </w:t>
+              <w:jc w:val="center"/>
+            </w:pPr>
+            <w:r>
+              <w:t>(</w:t>
+            </w:r>
+            <w:proofErr w:type="spellStart"/>
+            <w:r>
+              <w:t>Indrazno</w:t>
+            </w:r>
+            <w:proofErr w:type="spellEnd"/>
+            <w:r>
+              <w:t xml:space="preserve"> </w:t>
+            </w:r>
+            <w:proofErr w:type="spellStart"/>
+            <w:r>
+              <w:t>Siradjuddin</w:t>
+            </w:r>
+            <w:proofErr w:type="spellEnd"/>
+            <w:r>
+              <w:t>, S.T., M.T., Ph.D.</w:t>
+            </w:r>
+            <w:r>
+              <w:t>)</w:t>
             </w:r>
           </w:p>
         </w:tc>
@@ -1462,38 +1600,40 @@
         <w:spacing w:line="360" w:lineRule="auto"/>
         <w:jc w:val="center"/>
         <w:rPr>
-          <w:lang w:val="de-DE"/>
+          <w:lang w:val="en-ID"/>
         </w:rPr>
       </w:pPr>
-      <w:r>
-        <w:rPr>
-          <w:lang w:val="de-DE"/>
-        </w:rPr>
-        <w:t xml:space="preserve">Koordinator </w:t>
-      </w:r>
-      <w:proofErr w:type="spellStart"/>
-      <w:r>
-        <w:rPr>
-          <w:lang w:val="de-DE"/>
-        </w:rPr>
-        <w:t>Program</w:t>
-      </w:r>
-      <w:proofErr w:type="spellEnd"/>
-      <w:r>
-        <w:rPr>
-          <w:lang w:val="de-DE"/>
-        </w:rPr>
-        <w:t xml:space="preserve"> Studi </w:t>
-      </w:r>
-      <w:r>
-        <w:rPr>
-          <w:lang w:val="de-DE"/>
-        </w:rPr>
-        <w:t>Sarjana Terapan</w:t>
-      </w:r>
-      <w:r>
-        <w:rPr>
-          <w:lang w:val="de-DE"/>
+      <w:proofErr w:type="spellStart"/>
+      <w:r>
+        <w:rPr>
+          <w:lang w:val="en-ID"/>
+        </w:rPr>
+        <w:t>Koordinator</w:t>
+      </w:r>
+      <w:proofErr w:type="spellEnd"/>
+      <w:r>
+        <w:rPr>
+          <w:lang w:val="en-ID"/>
+        </w:rPr>
+        <w:t xml:space="preserve"> Program Studi </w:t>
+      </w:r>
+      <w:r>
+        <w:rPr>
+          <w:lang w:val="en-ID"/>
+        </w:rPr>
+        <w:t xml:space="preserve">Sarjana </w:t>
+      </w:r>
+      <w:proofErr w:type="spellStart"/>
+      <w:r>
+        <w:rPr>
+          <w:lang w:val="en-ID"/>
+        </w:rPr>
+        <w:t>Terapan</w:t>
+      </w:r>
+      <w:proofErr w:type="spellEnd"/>
+      <w:r>
+        <w:rPr>
+          <w:lang w:val="en-ID"/>
         </w:rPr>
         <w:t xml:space="preserve"> </w:t>
       </w:r>
@@ -1503,19 +1643,19 @@
         <w:spacing w:line="360" w:lineRule="auto"/>
         <w:jc w:val="center"/>
         <w:rPr>
-          <w:lang w:val="de-DE"/>
+          <w:lang w:val="en-ID"/>
         </w:rPr>
       </w:pPr>
       <w:r>
         <w:rPr>
-          <w:lang w:val="de-DE"/>
+          <w:lang w:val="en-ID"/>
         </w:rPr>
         <w:t xml:space="preserve">Teknik </w:t>
       </w:r>
       <w:proofErr w:type="spellStart"/>
       <w:r>
         <w:rPr>
-          <w:lang w:val="de-DE"/>
+          <w:lang w:val="en-ID"/>
         </w:rPr>
         <w:t>Elektronika</w:t>
       </w:r>
@@ -1525,7 +1665,7 @@
       <w:pPr>
         <w:jc w:val="center"/>
         <w:rPr>
-          <w:lang w:val="de-DE"/>
+          <w:lang w:val="en-ID"/>
         </w:rPr>
       </w:pPr>
     </w:p>
@@ -1533,7 +1673,7 @@
       <w:pPr>
         <w:jc w:val="center"/>
         <w:rPr>
-          <w:lang w:val="de-DE"/>
+          <w:lang w:val="en-ID"/>
         </w:rPr>
       </w:pPr>
     </w:p>
@@ -1541,7 +1681,7 @@
       <w:pPr>
         <w:jc w:val="center"/>
         <w:rPr>
-          <w:lang w:val="de-DE"/>
+          <w:lang w:val="en-ID"/>
         </w:rPr>
       </w:pPr>
     </w:p>
@@ -1549,7 +1689,7 @@
       <w:pPr>
         <w:jc w:val="center"/>
         <w:rPr>
-          <w:lang w:val="de-DE"/>
+          <w:lang w:val="en-ID"/>
         </w:rPr>
       </w:pPr>
     </w:p>
@@ -1567,28 +1707,29 @@
         <w:t>(</w:t>
       </w:r>
       <w:r>
-        <w:rPr>
-          <w:lang w:val="en-ID"/>
-        </w:rPr>
-        <w:t xml:space="preserve">Hari Kurnia </w:t>
-      </w:r>
-      <w:proofErr w:type="spellStart"/>
-      <w:r>
-        <w:rPr>
-          <w:lang w:val="en-ID"/>
-        </w:rPr>
-        <w:t>Safitri</w:t>
-      </w:r>
-      <w:proofErr w:type="spellEnd"/>
-      <w:r>
-        <w:rPr>
-          <w:lang w:val="en-ID"/>
-        </w:rPr>
-        <w:t>, S.T., M.T</w:t>
-      </w:r>
-      <w:r>
-        <w:rPr>
-          <w:u w:val="single"/>
+        <w:t xml:space="preserve">Dr. Beauty </w:t>
+      </w:r>
+      <w:proofErr w:type="spellStart"/>
+      <w:r>
+        <w:t>Anggraheny</w:t>
+      </w:r>
+      <w:proofErr w:type="spellEnd"/>
+      <w:r>
+        <w:t xml:space="preserve"> </w:t>
+      </w:r>
+      <w:proofErr w:type="spellStart"/>
+      <w:r>
+        <w:t>Ikawanty</w:t>
+      </w:r>
+      <w:proofErr w:type="spellEnd"/>
+      <w:r>
+        <w:t>, ST., M</w:t>
+      </w:r>
+      <w:r>
+        <w:t>T</w:t>
+      </w:r>
+      <w:r>
+        <w:rPr>
           <w:lang w:val="en-ID"/>
         </w:rPr>
         <w:t>.</w:t>
@@ -3247,6 +3388,17 @@
       </w:tblCellMar>
     </w:tblPr>
   </w:style>
+  <w:style w:type="character" w:styleId="Hyperlink">
+    <w:name w:val="Hyperlink"/>
+    <w:basedOn w:val="DefaultParagraphFont"/>
+    <w:uiPriority w:val="99"/>
+    <w:unhideWhenUsed/>
+    <w:rsid w:val="00AC55A3"/>
+    <w:rPr>
+      <w:color w:val="0000FF" w:themeColor="hyperlink"/>
+      <w:u w:val="single"/>
+    </w:rPr>
+  </w:style>
 </w:styles>
 </file>
 
